--- a/pr-preview/pr-436/chapters/paper-organization-tracked-changes.docx
+++ b/pr-preview/pr-436/chapters/paper-organization-tracked-changes.docx
@@ -26,7 +26,7 @@
       </w:pPr>
       <w:ins w:id="2" w:author="PR Preview" w:date="2026-01-01T00:00:00Z">
         <w:r>
-          <w:t xml:space="preserve">Last modified: 2026-10-30 14:51:16 (PDT)</w:t>
+          <w:t xml:space="preserve">Last modified: 2026-10-30 15:09:36 (PDT)</w:t>
         </w:r>
       </w:ins>
     </w:p>
@@ -1928,7 +1928,7 @@
       </w:r>
     </w:p>
     <w:bookmarkEnd w:id="24"/>
-    <w:bookmarkStart w:id="26" w:name="heading-levels"/>
+    <w:bookmarkStart w:id="27" w:name="heading-levels"/>
     <w:p>
       <w:pPr>
         <w:pStyle w:val="Heading2"/>
@@ -1955,7 +1955,7 @@
       </w:pPr>
       <w:ins w:id="5" w:author="PR Preview" w:date="2026-01-01T00:00:00Z">
         <w:r>
-          <w:t xml:space="preserve">A page’s title is its level 1 heading, so the body starts at level 2.</w:t>
+          <w:t xml:space="preserve">A page’s title is its level 1 heading, so the sections of the page start at level 2</w:t>
         </w:r>
       </w:ins>
       <w:ins w:id="6" w:author="PR Preview" w:date="2026-01-01T00:00:00Z">
@@ -1965,7 +1965,7 @@
       </w:ins>
       <w:ins w:id="7" w:author="PR Preview" w:date="2026-01-01T00:00:00Z">
         <w:r>
-          <w:t xml:space="preserve">Each heading is at most one level deeper than the heading before it.</w:t>
+          <w:t xml:space="preserve">(the chapters of</w:t>
         </w:r>
       </w:ins>
       <w:ins w:id="8" w:author="PR Preview" w:date="2026-01-01T00:00:00Z">
@@ -1973,7 +1973,52 @@
           <w:t xml:space="preserve"> </w:t>
         </w:r>
       </w:ins>
-      <w:ins w:id="9" w:author="PR Preview" w:date="2026-01-01T00:00:00Z">
+      <w:hyperlink r:id="rId25">
+        <w:ins w:id="9" w:author="PR Preview" w:date="2026-01-01T00:00:00Z">
+          <w:r>
+            <w:rPr>
+              <w:rStyle w:val="Hyperlink"/>
+            </w:rPr>
+            <w:t xml:space="preserve">rme</w:t>
+          </w:r>
+        </w:ins>
+      </w:hyperlink>
+      <w:ins w:id="10" w:author="PR Preview" w:date="2026-01-01T00:00:00Z">
+        <w:r>
+          <w:t xml:space="preserve"> </w:t>
+        </w:r>
+      </w:ins>
+      <w:ins w:id="11" w:author="PR Preview" w:date="2026-01-01T00:00:00Z">
+        <w:r>
+          <w:t xml:space="preserve">put their sections at level 1 under the title instead,</w:t>
+        </w:r>
+      </w:ins>
+      <w:ins w:id="12" w:author="PR Preview" w:date="2026-01-01T00:00:00Z">
+        <w:r>
+          <w:t xml:space="preserve"> </w:t>
+        </w:r>
+      </w:ins>
+      <w:ins w:id="13" w:author="PR Preview" w:date="2026-01-01T00:00:00Z">
+        <w:r>
+          <w:t xml:space="preserve">and the check below does not flag a first heading at level 1).</w:t>
+        </w:r>
+      </w:ins>
+      <w:ins w:id="14" w:author="PR Preview" w:date="2026-01-01T00:00:00Z">
+        <w:r>
+          <w:t xml:space="preserve"> </w:t>
+        </w:r>
+      </w:ins>
+      <w:ins w:id="15" w:author="PR Preview" w:date="2026-01-01T00:00:00Z">
+        <w:r>
+          <w:t xml:space="preserve">Whichever level a site starts at, each heading is at most one level deeper than the heading before it.</w:t>
+        </w:r>
+      </w:ins>
+      <w:ins w:id="16" w:author="PR Preview" w:date="2026-01-01T00:00:00Z">
+        <w:r>
+          <w:t xml:space="preserve"> </w:t>
+        </w:r>
+      </w:ins>
+      <w:ins w:id="17" w:author="PR Preview" w:date="2026-01-01T00:00:00Z">
         <w:r>
           <w:t xml:space="preserve">Three mistakes break this outline:</w:t>
         </w:r>
@@ -1987,7 +2032,7 @@
           <w:numId w:val="1009"/>
         </w:numPr>
       </w:pPr>
-      <w:ins w:id="10" w:author="PR Preview" w:date="2026-01-01T00:00:00Z">
+      <w:ins w:id="18" w:author="PR Preview" w:date="2026-01-01T00:00:00Z">
         <w:r>
           <w:rPr>
             <w:b/>
@@ -1996,22 +2041,22 @@
           <w:t xml:space="preserve">A skipped level.</w:t>
         </w:r>
       </w:ins>
-      <w:ins w:id="11" w:author="PR Preview" w:date="2026-01-01T00:00:00Z">
+      <w:ins w:id="19" w:author="PR Preview" w:date="2026-01-01T00:00:00Z">
         <w:r>
           <w:t xml:space="preserve"> </w:t>
         </w:r>
       </w:ins>
-      <w:ins w:id="12" w:author="PR Preview" w:date="2026-01-01T00:00:00Z">
+      <w:ins w:id="20" w:author="PR Preview" w:date="2026-01-01T00:00:00Z">
         <w:r>
           <w:t xml:space="preserve">A</w:t>
         </w:r>
       </w:ins>
-      <w:ins w:id="13" w:author="PR Preview" w:date="2026-01-01T00:00:00Z">
+      <w:ins w:id="21" w:author="PR Preview" w:date="2026-01-01T00:00:00Z">
         <w:r>
           <w:t xml:space="preserve"> </w:t>
         </w:r>
       </w:ins>
-      <w:ins w:id="14" w:author="PR Preview" w:date="2026-01-01T00:00:00Z">
+      <w:ins w:id="22" w:author="PR Preview" w:date="2026-01-01T00:00:00Z">
         <w:r>
           <w:rPr>
             <w:rStyle w:val="VerbatimChar"/>
@@ -2019,22 +2064,22 @@
           <w:t xml:space="preserve">####</w:t>
         </w:r>
       </w:ins>
-      <w:ins w:id="15" w:author="PR Preview" w:date="2026-01-01T00:00:00Z">
+      <w:ins w:id="23" w:author="PR Preview" w:date="2026-01-01T00:00:00Z">
         <w:r>
           <w:t xml:space="preserve"> </w:t>
         </w:r>
       </w:ins>
-      <w:ins w:id="16" w:author="PR Preview" w:date="2026-01-01T00:00:00Z">
+      <w:ins w:id="24" w:author="PR Preview" w:date="2026-01-01T00:00:00Z">
         <w:r>
           <w:t xml:space="preserve">heading directly after a</w:t>
         </w:r>
       </w:ins>
-      <w:ins w:id="17" w:author="PR Preview" w:date="2026-01-01T00:00:00Z">
+      <w:ins w:id="25" w:author="PR Preview" w:date="2026-01-01T00:00:00Z">
         <w:r>
           <w:t xml:space="preserve"> </w:t>
         </w:r>
       </w:ins>
-      <w:ins w:id="18" w:author="PR Preview" w:date="2026-01-01T00:00:00Z">
+      <w:ins w:id="26" w:author="PR Preview" w:date="2026-01-01T00:00:00Z">
         <w:r>
           <w:rPr>
             <w:rStyle w:val="VerbatimChar"/>
@@ -2042,24 +2087,42 @@
           <w:t xml:space="preserve">##</w:t>
         </w:r>
       </w:ins>
-      <w:ins w:id="19" w:author="PR Preview" w:date="2026-01-01T00:00:00Z">
+      <w:ins w:id="27" w:author="PR Preview" w:date="2026-01-01T00:00:00Z">
         <w:r>
           <w:t xml:space="preserve"> </w:t>
         </w:r>
       </w:ins>
-      <w:ins w:id="20" w:author="PR Preview" w:date="2026-01-01T00:00:00Z">
+      <w:ins w:id="28" w:author="PR Preview" w:date="2026-01-01T00:00:00Z">
         <w:r>
           <w:t xml:space="preserve">heading leaves a missing level 3,</w:t>
         </w:r>
       </w:ins>
-      <w:ins w:id="21" w:author="PR Preview" w:date="2026-01-01T00:00:00Z">
+      <w:ins w:id="29" w:author="PR Preview" w:date="2026-01-01T00:00:00Z">
         <w:r>
           <w:t xml:space="preserve"> </w:t>
         </w:r>
       </w:ins>
-      <w:ins w:id="22" w:author="PR Preview" w:date="2026-01-01T00:00:00Z">
-        <w:r>
-          <w:t xml:space="preserve">which breaks the table of contents and the numbering.</w:t>
+      <w:ins w:id="30" w:author="PR Preview" w:date="2026-01-01T00:00:00Z">
+        <w:r>
+          <w:t xml:space="preserve">so the table of contents shows a gap and section numbers can read</w:t>
+        </w:r>
+      </w:ins>
+      <w:ins w:id="31" w:author="PR Preview" w:date="2026-01-01T00:00:00Z">
+        <w:r>
+          <w:t xml:space="preserve"> </w:t>
+        </w:r>
+      </w:ins>
+      <w:ins w:id="32" w:author="PR Preview" w:date="2026-01-01T00:00:00Z">
+        <w:r>
+          <w:rPr>
+            <w:rStyle w:val="VerbatimChar"/>
+          </w:rPr>
+          <w:t xml:space="preserve">1.0.1</w:t>
+        </w:r>
+      </w:ins>
+      <w:ins w:id="33" w:author="PR Preview" w:date="2026-01-01T00:00:00Z">
+        <w:r>
+          <w:t xml:space="preserve">.</w:t>
         </w:r>
       </w:ins>
     </w:p>
@@ -2071,7 +2134,7 @@
           <w:numId w:val="1009"/>
         </w:numPr>
       </w:pPr>
-      <w:ins w:id="23" w:author="PR Preview" w:date="2026-01-01T00:00:00Z">
+      <w:ins w:id="34" w:author="PR Preview" w:date="2026-01-01T00:00:00Z">
         <w:r>
           <w:rPr>
             <w:b/>
@@ -2080,52 +2143,52 @@
           <w:t xml:space="preserve">A page that starts too deep.</w:t>
         </w:r>
       </w:ins>
-      <w:ins w:id="24" w:author="PR Preview" w:date="2026-01-01T00:00:00Z">
+      <w:ins w:id="35" w:author="PR Preview" w:date="2026-01-01T00:00:00Z">
         <w:r>
           <w:t xml:space="preserve"> </w:t>
         </w:r>
       </w:ins>
-      <w:ins w:id="25" w:author="PR Preview" w:date="2026-01-01T00:00:00Z">
+      <w:ins w:id="36" w:author="PR Preview" w:date="2026-01-01T00:00:00Z">
         <w:r>
           <w:t xml:space="preserve">A page whose first heading is level 3 or deeper usually kept the headings</w:t>
         </w:r>
       </w:ins>
-      <w:ins w:id="26" w:author="PR Preview" w:date="2026-01-01T00:00:00Z">
+      <w:ins w:id="37" w:author="PR Preview" w:date="2026-01-01T00:00:00Z">
         <w:r>
           <w:t xml:space="preserve"> </w:t>
         </w:r>
       </w:ins>
-      <w:ins w:id="27" w:author="PR Preview" w:date="2026-01-01T00:00:00Z">
+      <w:ins w:id="38" w:author="PR Preview" w:date="2026-01-01T00:00:00Z">
         <w:r>
           <w:t xml:space="preserve">of the larger page it was split out of.</w:t>
         </w:r>
       </w:ins>
-      <w:ins w:id="28" w:author="PR Preview" w:date="2026-01-01T00:00:00Z">
+      <w:ins w:id="39" w:author="PR Preview" w:date="2026-01-01T00:00:00Z">
         <w:r>
           <w:t xml:space="preserve"> </w:t>
         </w:r>
       </w:ins>
-      <w:ins w:id="29" w:author="PR Preview" w:date="2026-01-01T00:00:00Z">
+      <w:ins w:id="40" w:author="PR Preview" w:date="2026-01-01T00:00:00Z">
         <w:r>
           <w:t xml:space="preserve">Raise the headings when you move a section into its own page,</w:t>
         </w:r>
       </w:ins>
-      <w:ins w:id="30" w:author="PR Preview" w:date="2026-01-01T00:00:00Z">
+      <w:ins w:id="41" w:author="PR Preview" w:date="2026-01-01T00:00:00Z">
         <w:r>
           <w:t xml:space="preserve"> </w:t>
         </w:r>
       </w:ins>
-      <w:ins w:id="31" w:author="PR Preview" w:date="2026-01-01T00:00:00Z">
+      <w:ins w:id="42" w:author="PR Preview" w:date="2026-01-01T00:00:00Z">
         <w:r>
           <w:t xml:space="preserve">and when you write a shared include, remember that it takes its level</w:t>
         </w:r>
       </w:ins>
-      <w:ins w:id="32" w:author="PR Preview" w:date="2026-01-01T00:00:00Z">
+      <w:ins w:id="43" w:author="PR Preview" w:date="2026-01-01T00:00:00Z">
         <w:r>
           <w:t xml:space="preserve"> </w:t>
         </w:r>
       </w:ins>
-      <w:ins w:id="33" w:author="PR Preview" w:date="2026-01-01T00:00:00Z">
+      <w:ins w:id="44" w:author="PR Preview" w:date="2026-01-01T00:00:00Z">
         <w:r>
           <w:t xml:space="preserve">from the page that includes it.</w:t>
         </w:r>
@@ -2139,7 +2202,7 @@
           <w:numId w:val="1009"/>
         </w:numPr>
       </w:pPr>
-      <w:ins w:id="34" w:author="PR Preview" w:date="2026-01-01T00:00:00Z">
+      <w:ins w:id="45" w:author="PR Preview" w:date="2026-01-01T00:00:00Z">
         <w:r>
           <w:rPr>
             <w:b/>
@@ -2148,52 +2211,80 @@
           <w:t xml:space="preserve">A first heading that repeats the title.</w:t>
         </w:r>
       </w:ins>
-      <w:ins w:id="35" w:author="PR Preview" w:date="2026-01-01T00:00:00Z">
+      <w:ins w:id="46" w:author="PR Preview" w:date="2026-01-01T00:00:00Z">
         <w:r>
           <w:t xml:space="preserve"> </w:t>
         </w:r>
       </w:ins>
-      <w:ins w:id="36" w:author="PR Preview" w:date="2026-01-01T00:00:00Z">
+      <w:ins w:id="47" w:author="PR Preview" w:date="2026-01-01T00:00:00Z">
         <w:r>
           <w:t xml:space="preserve">A section copied into its own page often keeps its heading,</w:t>
         </w:r>
       </w:ins>
-      <w:ins w:id="37" w:author="PR Preview" w:date="2026-01-01T00:00:00Z">
+      <w:ins w:id="48" w:author="PR Preview" w:date="2026-01-01T00:00:00Z">
         <w:r>
           <w:t xml:space="preserve"> </w:t>
         </w:r>
       </w:ins>
-      <w:ins w:id="38" w:author="PR Preview" w:date="2026-01-01T00:00:00Z">
+      <w:ins w:id="49" w:author="PR Preview" w:date="2026-01-01T00:00:00Z">
         <w:r>
           <w:t xml:space="preserve">so the page opens with its title twice.</w:t>
         </w:r>
       </w:ins>
-      <w:ins w:id="39" w:author="PR Preview" w:date="2026-01-01T00:00:00Z">
+      <w:ins w:id="50" w:author="PR Preview" w:date="2026-01-01T00:00:00Z">
         <w:r>
           <w:t xml:space="preserve"> </w:t>
         </w:r>
       </w:ins>
-      <w:ins w:id="40" w:author="PR Preview" w:date="2026-01-01T00:00:00Z">
-        <w:r>
-          <w:t xml:space="preserve">Drop the heading and keep its id, if anything links to it,</w:t>
-        </w:r>
-      </w:ins>
-      <w:ins w:id="41" w:author="PR Preview" w:date="2026-01-01T00:00:00Z">
+      <w:ins w:id="51" w:author="PR Preview" w:date="2026-01-01T00:00:00Z">
+        <w:r>
+          <w:t xml:space="preserve">Drop the heading.</w:t>
+        </w:r>
+      </w:ins>
+      <w:ins w:id="52" w:author="PR Preview" w:date="2026-01-01T00:00:00Z">
         <w:r>
           <w:t xml:space="preserve"> </w:t>
         </w:r>
       </w:ins>
-      <w:ins w:id="42" w:author="PR Preview" w:date="2026-01-01T00:00:00Z">
-        <w:r>
-          <w:t xml:space="preserve">on an empty anchor such as</w:t>
-        </w:r>
-      </w:ins>
-      <w:ins w:id="43" w:author="PR Preview" w:date="2026-01-01T00:00:00Z">
+      <w:ins w:id="53" w:author="PR Preview" w:date="2026-01-01T00:00:00Z">
+        <w:r>
+          <w:t xml:space="preserve">If something links to</w:t>
+        </w:r>
+      </w:ins>
+      <w:ins w:id="54" w:author="PR Preview" w:date="2026-01-01T00:00:00Z">
         <w:r>
           <w:t xml:space="preserve"> </w:t>
         </w:r>
       </w:ins>
-      <w:ins w:id="44" w:author="PR Preview" w:date="2026-01-01T00:00:00Z">
+      <w:ins w:id="55" w:author="PR Preview" w:date="2026-01-01T00:00:00Z">
+        <w:r>
+          <w:rPr>
+            <w:rStyle w:val="VerbatimChar"/>
+          </w:rPr>
+          <w:t xml:space="preserve">page.html#sec-newton</w:t>
+        </w:r>
+      </w:ins>
+      <w:ins w:id="56" w:author="PR Preview" w:date="2026-01-01T00:00:00Z">
+        <w:r>
+          <w:t xml:space="preserve">,</w:t>
+        </w:r>
+      </w:ins>
+      <w:ins w:id="57" w:author="PR Preview" w:date="2026-01-01T00:00:00Z">
+        <w:r>
+          <w:t xml:space="preserve"> </w:t>
+        </w:r>
+      </w:ins>
+      <w:ins w:id="58" w:author="PR Preview" w:date="2026-01-01T00:00:00Z">
+        <w:r>
+          <w:t xml:space="preserve">keep that link working with an empty anchor such as</w:t>
+        </w:r>
+      </w:ins>
+      <w:ins w:id="59" w:author="PR Preview" w:date="2026-01-01T00:00:00Z">
+        <w:r>
+          <w:t xml:space="preserve"> </w:t>
+        </w:r>
+      </w:ins>
+      <w:ins w:id="60" w:author="PR Preview" w:date="2026-01-01T00:00:00Z">
         <w:r>
           <w:rPr>
             <w:rStyle w:val="VerbatimChar"/>
@@ -2201,32 +2292,75 @@
           <w:t xml:space="preserve">[]{#sec-newton}</w:t>
         </w:r>
       </w:ins>
-      <w:ins w:id="45" w:author="PR Preview" w:date="2026-01-01T00:00:00Z">
+      <w:ins w:id="61" w:author="PR Preview" w:date="2026-01-01T00:00:00Z">
         <w:r>
           <w:t xml:space="preserve"> </w:t>
         </w:r>
       </w:ins>
-      <w:ins w:id="46" w:author="PR Preview" w:date="2026-01-01T00:00:00Z">
+      <w:ins w:id="62" w:author="PR Preview" w:date="2026-01-01T00:00:00Z">
         <w:r>
           <w:t xml:space="preserve">at the top of the page.</w:t>
         </w:r>
       </w:ins>
+      <w:ins w:id="63" w:author="PR Preview" w:date="2026-01-01T00:00:00Z">
+        <w:r>
+          <w:t xml:space="preserve"> </w:t>
+        </w:r>
+      </w:ins>
+      <w:ins w:id="64" w:author="PR Preview" w:date="2026-01-01T00:00:00Z">
+        <w:r>
+          <w:t xml:space="preserve">The anchor adds an empty paragraph, and a Quarto</w:t>
+        </w:r>
+      </w:ins>
+      <w:ins w:id="65" w:author="PR Preview" w:date="2026-01-01T00:00:00Z">
+        <w:r>
+          <w:t xml:space="preserve"> </w:t>
+        </w:r>
+      </w:ins>
+      <w:ins w:id="66" w:author="PR Preview" w:date="2026-01-01T00:00:00Z">
+        <w:r>
+          <w:rPr>
+            <w:rStyle w:val="VerbatimChar"/>
+          </w:rPr>
+          <w:t xml:space="preserve">@sec-newton</w:t>
+        </w:r>
+      </w:ins>
+      <w:ins w:id="67" w:author="PR Preview" w:date="2026-01-01T00:00:00Z">
+        <w:r>
+          <w:t xml:space="preserve"> </w:t>
+        </w:r>
+      </w:ins>
+      <w:ins w:id="68" w:author="PR Preview" w:date="2026-01-01T00:00:00Z">
+        <w:r>
+          <w:t xml:space="preserve">reference does not resolve through it,</w:t>
+        </w:r>
+      </w:ins>
+      <w:ins w:id="69" w:author="PR Preview" w:date="2026-01-01T00:00:00Z">
+        <w:r>
+          <w:t xml:space="preserve"> </w:t>
+        </w:r>
+      </w:ins>
+      <w:ins w:id="70" w:author="PR Preview" w:date="2026-01-01T00:00:00Z">
+        <w:r>
+          <w:t xml:space="preserve">so a page that uses such a reference keeps its heading instead.</w:t>
+        </w:r>
+      </w:ins>
     </w:p>
     <w:p>
       <w:pPr>
         <w:pStyle w:val="FirstParagraph"/>
       </w:pPr>
-      <w:ins w:id="47" w:author="PR Preview" w:date="2026-01-01T00:00:00Z">
+      <w:ins w:id="71" w:author="PR Preview" w:date="2026-01-01T00:00:00Z">
         <w:r>
           <w:t xml:space="preserve">The</w:t>
         </w:r>
       </w:ins>
-      <w:ins w:id="48" w:author="PR Preview" w:date="2026-01-01T00:00:00Z">
+      <w:ins w:id="72" w:author="PR Preview" w:date="2026-01-01T00:00:00Z">
         <w:r>
           <w:t xml:space="preserve"> </w:t>
         </w:r>
       </w:ins>
-      <w:ins w:id="49" w:author="PR Preview" w:date="2026-01-01T00:00:00Z">
+      <w:ins w:id="73" w:author="PR Preview" w:date="2026-01-01T00:00:00Z">
         <w:r>
           <w:rPr>
             <w:rStyle w:val="VerbatimChar"/>
@@ -2234,12 +2368,12 @@
           <w:t xml:space="preserve">####</w:t>
         </w:r>
       </w:ins>
-      <w:ins w:id="50" w:author="PR Preview" w:date="2026-01-01T00:00:00Z">
+      <w:ins w:id="74" w:author="PR Preview" w:date="2026-01-01T00:00:00Z">
         <w:r>
           <w:t xml:space="preserve"> </w:t>
         </w:r>
       </w:ins>
-      <w:ins w:id="51" w:author="PR Preview" w:date="2026-01-01T00:00:00Z">
+      <w:ins w:id="75" w:author="PR Preview" w:date="2026-01-01T00:00:00Z">
         <w:r>
           <w:t xml:space="preserve">title of a definition, example or exercise div is not a heading in this sense.</w:t>
         </w:r>
@@ -2249,77 +2383,70 @@
       <w:pPr>
         <w:pStyle w:val="BodyText"/>
       </w:pPr>
-      <w:ins w:id="52" w:author="PR Preview" w:date="2026-01-01T00:00:00Z">
+      <w:ins w:id="76" w:author="PR Preview" w:date="2026-01-01T00:00:00Z">
         <w:r>
           <w:t xml:space="preserve">The</w:t>
         </w:r>
       </w:ins>
-      <w:ins w:id="53" w:author="PR Preview" w:date="2026-01-01T00:00:00Z">
+      <w:ins w:id="77" w:author="PR Preview" w:date="2026-01-01T00:00:00Z">
         <w:r>
           <w:t xml:space="preserve"> </w:t>
         </w:r>
       </w:ins>
-      <w:ins w:id="54" w:author="PR Preview" w:date="2026-01-01T00:00:00Z">
-        <w:r>
-          <w:rPr>
-            <w:rStyle w:val="VerbatimChar"/>
-          </w:rPr>
-          <w:t xml:space="preserve">check-heading-levels</w:t>
-        </w:r>
-      </w:ins>
-      <w:ins w:id="55" w:author="PR Preview" w:date="2026-01-01T00:00:00Z">
-        <w:r>
-          <w:t xml:space="preserve"> </w:t>
-        </w:r>
-      </w:ins>
-      <w:ins w:id="56" w:author="PR Preview" w:date="2026-01-01T00:00:00Z">
-        <w:r>
-          <w:t xml:space="preserve">workflow in</w:t>
-        </w:r>
-      </w:ins>
-      <w:ins w:id="57" w:author="PR Preview" w:date="2026-01-01T00:00:00Z">
-        <w:r>
-          <w:t xml:space="preserve"> </w:t>
-        </w:r>
-      </w:ins>
-      <w:hyperlink r:id="rId25">
-        <w:ins w:id="58" w:author="PR Preview" w:date="2026-01-01T00:00:00Z">
+      <w:hyperlink r:id="rId26">
+        <w:ins w:id="78" w:author="PR Preview" w:date="2026-01-01T00:00:00Z">
+          <w:r>
+            <w:rPr>
+              <w:rStyle w:val="VerbatimChar"/>
+            </w:rPr>
+            <w:t xml:space="preserve">check-heading-levels</w:t>
+          </w:r>
+        </w:ins>
+        <w:ins w:id="79" w:author="PR Preview" w:date="2026-01-01T00:00:00Z">
           <w:r>
             <w:rPr>
               <w:rStyle w:val="Hyperlink"/>
             </w:rPr>
-            <w:t xml:space="preserve">Morrison-Lab/gha</w:t>
+            <w:t xml:space="preserve"> </w:t>
+          </w:r>
+        </w:ins>
+        <w:ins w:id="80" w:author="PR Preview" w:date="2026-01-01T00:00:00Z">
+          <w:r>
+            <w:rPr>
+              <w:rStyle w:val="Hyperlink"/>
+            </w:rPr>
+            <w:t xml:space="preserve">workflow</w:t>
           </w:r>
         </w:ins>
       </w:hyperlink>
-      <w:ins w:id="59" w:author="PR Preview" w:date="2026-01-01T00:00:00Z">
+      <w:ins w:id="81" w:author="PR Preview" w:date="2026-01-01T00:00:00Z">
         <w:r>
           <w:t xml:space="preserve"> </w:t>
         </w:r>
       </w:ins>
-      <w:ins w:id="60" w:author="PR Preview" w:date="2026-01-01T00:00:00Z">
-        <w:r>
-          <w:t xml:space="preserve">flags these three mistakes</w:t>
-        </w:r>
-      </w:ins>
-      <w:ins w:id="61" w:author="PR Preview" w:date="2026-01-01T00:00:00Z">
+      <w:ins w:id="82" w:author="PR Preview" w:date="2026-01-01T00:00:00Z">
+        <w:r>
+          <w:t xml:space="preserve">in Morrison-Lab/gha flags these three mistakes</w:t>
+        </w:r>
+      </w:ins>
+      <w:ins w:id="83" w:author="PR Preview" w:date="2026-01-01T00:00:00Z">
         <w:r>
           <w:t xml:space="preserve"> </w:t>
         </w:r>
       </w:ins>
-      <w:ins w:id="62" w:author="PR Preview" w:date="2026-01-01T00:00:00Z">
+      <w:ins w:id="84" w:author="PR Preview" w:date="2026-01-01T00:00:00Z">
         <w:r>
           <w:t xml:space="preserve">on the heading lines a pull request adds.</w:t>
         </w:r>
       </w:ins>
     </w:p>
-    <w:bookmarkEnd w:id="26"/>
-    <w:bookmarkStart w:id="29" w:name="avoid-forward-references"/>
+    <w:bookmarkEnd w:id="27"/>
+    <w:bookmarkStart w:id="30" w:name="avoid-forward-references"/>
     <w:p>
       <w:pPr>
         <w:pStyle w:val="Heading2"/>
       </w:pPr>
-      <w:ins w:id="63" w:author="PR Preview" w:date="2026-01-01T00:00:00Z">
+      <w:ins w:id="85" w:author="PR Preview" w:date="2026-01-01T00:00:00Z">
         <w:r>
           <w:t xml:space="preserve">7 Avoid forward references</w:t>
         </w:r>
@@ -2389,7 +2516,7 @@
       <w:r>
         <w:t xml:space="preserve"> </w:t>
       </w:r>
-      <w:hyperlink r:id="rId27">
+      <w:hyperlink r:id="rId28">
         <w:r>
           <w:rPr>
             <w:rStyle w:val="Hyperlink"/>
@@ -2542,7 +2669,7 @@
         <w:t xml:space="preserve">The reader then loses both the warning and the jump.</w:t>
       </w:r>
     </w:p>
-    <w:bookmarkStart w:id="28" w:name="exm-forward-reference"/>
+    <w:bookmarkStart w:id="29" w:name="exm-forward-reference"/>
     <w:p>
       <w:pPr>
         <w:pStyle w:val="BodyText"/>
@@ -2627,7 +2754,7 @@
         <w:t xml:space="preserve">so neither pointer is needed.</w:t>
       </w:r>
     </w:p>
-    <w:bookmarkEnd w:id="28"/>
+    <w:bookmarkEnd w:id="29"/>
     <w:p>
       <w:pPr>
         <w:pStyle w:val="BodyText"/>
@@ -2787,13 +2914,13 @@
         <w:t xml:space="preserve">so that a later insertion does not make the position wrong.</w:t>
       </w:r>
     </w:p>
-    <w:bookmarkEnd w:id="29"/>
-    <w:bookmarkStart w:id="33" w:name="links-to-videos-and-other-media"/>
+    <w:bookmarkEnd w:id="30"/>
+    <w:bookmarkStart w:id="34" w:name="links-to-videos-and-other-media"/>
     <w:p>
       <w:pPr>
         <w:pStyle w:val="Heading2"/>
       </w:pPr>
-      <w:del w:id="64" w:author="PR Preview" w:date="2026-01-01T00:00:00Z">
+      <w:del w:id="86" w:author="PR Preview" w:date="2026-01-01T00:00:00Z">
         <w:r>
           <w:delText xml:space="preserve">7 Links to videos and other media</w:delText>
         </w:r>
@@ -2803,7 +2930,7 @@
       <w:pPr>
         <w:pStyle w:val="Heading2"/>
       </w:pPr>
-      <w:ins w:id="65" w:author="PR Preview" w:date="2026-01-01T00:00:00Z">
+      <w:ins w:id="87" w:author="PR Preview" w:date="2026-01-01T00:00:00Z">
         <w:r>
           <w:t xml:space="preserve">8 Links to videos and other media</w:t>
         </w:r>
@@ -2961,8 +3088,8 @@
         <w:t xml:space="preserve">Do not link private repositories, such as ones that hold graded homework or exams.</w:t>
       </w:r>
     </w:p>
-    <w:bookmarkStart w:id="32" w:name="refs"/>
-    <w:bookmarkStart w:id="31" w:name="ref-lamport2019think"/>
+    <w:bookmarkStart w:id="33" w:name="refs"/>
+    <w:bookmarkStart w:id="32" w:name="ref-lamport2019think"/>
     <w:p>
       <w:pPr>
         <w:pStyle w:val="Bibliography"/>
@@ -3000,7 +3127,7 @@
       <w:r>
         <w:t xml:space="preserve"> </w:t>
       </w:r>
-      <w:hyperlink r:id="rId30">
+      <w:hyperlink r:id="rId31">
         <w:r>
           <w:rPr>
             <w:rStyle w:val="Hyperlink"/>
@@ -3012,9 +3139,9 @@
         <w:t xml:space="preserve">.</w:t>
       </w:r>
     </w:p>
-    <w:bookmarkEnd w:id="31"/>
     <w:bookmarkEnd w:id="32"/>
     <w:bookmarkEnd w:id="33"/>
+    <w:bookmarkEnd w:id="34"/>
     <w:sectPr>
       <w:footnotePr>
         <w:numRestart w:val="eachSect"/>
